--- a/Klastry_5_1_Cw_Klastry_4.docx
+++ b/Klastry_5_1_Cw_Klastry_4.docx
@@ -2,6 +2,99 @@
 <file path=word/document.xml><?xml version="1.0" encoding="utf-8"?>
 <w:document xmlns:wpc="http://schemas.microsoft.com/office/word/2010/wordprocessingCanvas" xmlns:cx="http://schemas.microsoft.com/office/drawing/2014/chartex" xmlns:mc="http://schemas.openxmlformats.org/markup-compatibility/2006" xmlns:o="urn:schemas-microsoft-com:office:office" xmlns:r="http://schemas.openxmlformats.org/officeDocument/2006/relationships" xmlns:m="http://schemas.openxmlformats.org/officeDocument/2006/math" xmlns:v="urn:schemas-microsoft-com:vml" xmlns:wp14="http://schemas.microsoft.com/office/word/2010/wordprocessingDrawing" xmlns:wp="http://schemas.openxmlformats.org/drawingml/2006/wordprocessingDrawing" xmlns:w10="urn:schemas-microsoft-com:office:word" xmlns:w="http://schemas.openxmlformats.org/wordprocessingml/2006/main" xmlns:w14="http://schemas.microsoft.com/office/word/2010/wordml" xmlns:w15="http://schemas.microsoft.com/office/word/2012/wordml" xmlns:w16se="http://schemas.microsoft.com/office/word/2015/wordml/symex" xmlns:wpg="http://schemas.microsoft.com/office/word/2010/wordprocessingGroup" xmlns:wpi="http://schemas.microsoft.com/office/word/2010/wordprocessingInk" xmlns:wne="http://schemas.microsoft.com/office/word/2006/wordml" xmlns:wps="http://schemas.microsoft.com/office/word/2010/wordprocessingShape" mc:Ignorable="w14 w15 w16se wp14">
   <w:body>
+    <w:p>
+      <w:pPr>
+        <w:rPr>
+          <w:rFonts w:ascii="Times New Roman" w:hAnsi="Times New Roman" w:cs="Times New Roman"/>
+          <w:sz w:val="24"/>
+        </w:rPr>
+      </w:pPr>
+      <w:r>
+        <w:rPr>
+          <w:rFonts w:ascii="Times New Roman" w:hAnsi="Times New Roman" w:cs="Times New Roman"/>
+          <w:sz w:val="24"/>
+        </w:rPr>
+        <w:t>Sylwia Tetela, pd5211</w:t>
+      </w:r>
+    </w:p>
+    <w:p>
+      <w:pPr>
+        <w:rPr>
+          <w:rFonts w:ascii="Times New Roman" w:hAnsi="Times New Roman" w:cs="Times New Roman"/>
+          <w:sz w:val="24"/>
+        </w:rPr>
+      </w:pPr>
+      <w:r>
+        <w:rPr>
+          <w:rFonts w:ascii="Times New Roman" w:hAnsi="Times New Roman" w:cs="Times New Roman"/>
+          <w:sz w:val="24"/>
+        </w:rPr>
+        <w:t>Klastry_5_1_Cw_Klastry_</w:t>
+      </w:r>
+      <w:r>
+        <w:rPr>
+          <w:rFonts w:ascii="Times New Roman" w:hAnsi="Times New Roman" w:cs="Times New Roman"/>
+          <w:sz w:val="24"/>
+        </w:rPr>
+        <w:t>4</w:t>
+      </w:r>
+    </w:p>
+    <w:p>
+      <w:pPr>
+        <w:rPr>
+          <w:rFonts w:ascii="Times New Roman" w:hAnsi="Times New Roman" w:cs="Times New Roman"/>
+          <w:sz w:val="24"/>
+        </w:rPr>
+      </w:pPr>
+      <w:r>
+        <w:rPr>
+          <w:rFonts w:ascii="Times New Roman" w:hAnsi="Times New Roman" w:cs="Times New Roman"/>
+          <w:sz w:val="24"/>
+        </w:rPr>
+        <w:t xml:space="preserve">Temat: </w:t>
+      </w:r>
+      <w:r>
+        <w:rPr>
+          <w:rFonts w:ascii="Times New Roman" w:hAnsi="Times New Roman" w:cs="Times New Roman"/>
+          <w:sz w:val="24"/>
+        </w:rPr>
+        <w:t xml:space="preserve">Konfiguracja </w:t>
+      </w:r>
+      <w:proofErr w:type="spellStart"/>
+      <w:r>
+        <w:rPr>
+          <w:rFonts w:ascii="Times New Roman" w:hAnsi="Times New Roman" w:cs="Times New Roman"/>
+          <w:sz w:val="24"/>
+        </w:rPr>
+        <w:t>Azure</w:t>
+      </w:r>
+      <w:proofErr w:type="spellEnd"/>
+      <w:r>
+        <w:rPr>
+          <w:rFonts w:ascii="Times New Roman" w:hAnsi="Times New Roman" w:cs="Times New Roman"/>
+          <w:sz w:val="24"/>
+        </w:rPr>
+        <w:t xml:space="preserve"> i </w:t>
+      </w:r>
+      <w:proofErr w:type="spellStart"/>
+      <w:r>
+        <w:rPr>
+          <w:rFonts w:ascii="Times New Roman" w:hAnsi="Times New Roman" w:cs="Times New Roman"/>
+          <w:sz w:val="24"/>
+        </w:rPr>
+        <w:t>Azure</w:t>
+      </w:r>
+      <w:proofErr w:type="spellEnd"/>
+      <w:r>
+        <w:rPr>
+          <w:rFonts w:ascii="Times New Roman" w:hAnsi="Times New Roman" w:cs="Times New Roman"/>
+          <w:sz w:val="24"/>
+        </w:rPr>
+        <w:t xml:space="preserve"> CLI.</w:t>
+      </w:r>
+      <w:bookmarkStart w:id="0" w:name="_GoBack"/>
+      <w:bookmarkEnd w:id="0"/>
+    </w:p>
     <w:p>
       <w:r>
         <w:rPr>
@@ -51,8 +144,6 @@
           </wp:inline>
         </w:drawing>
       </w:r>
-      <w:bookmarkStart w:id="0" w:name="_GoBack"/>
-      <w:bookmarkEnd w:id="0"/>
     </w:p>
     <w:sectPr>
       <w:pgSz w:w="11906" w:h="16838"/>
@@ -457,6 +548,10 @@
   <w:style w:type="paragraph" w:default="1" w:styleId="Normalny">
     <w:name w:val="Normal"/>
     <w:qFormat/>
+    <w:rsid w:val="00BA0B94"/>
+    <w:pPr>
+      <w:spacing w:line="256" w:lineRule="auto"/>
+    </w:pPr>
   </w:style>
   <w:style w:type="character" w:default="1" w:styleId="Domylnaczcionkaakapitu">
     <w:name w:val="Default Paragraph Font"/>
